--- a/rapports/2026-06-06/EQ11/EQ11_enq2_v2/DR_083202020017/91-92-01-15.docx
+++ b/rapports/2026-06-06/EQ11/EQ11_enq2_v2/DR_083202020017/91-92-01-15.docx
@@ -297,7 +297,7 @@
           <w:color w:val="1F6FEB"/>
           <w:sz w:val="22"/>
         </w:rPr>
-        <w:t>⚠ INCOHÉRENCES À CORRIGER (135)</w:t>
+        <w:t>⚠ INCOHÉRENCES À CORRIGER (133)</w:t>
       </w:r>
     </w:p>
     <w:tbl>
@@ -814,7 +814,7 @@
                 <w:color w:val="16A34A"/>
                 <w:sz w:val="16"/>
               </w:rPr>
-              <w:t>s01q39</w:t>
+              <w:t>s01q25, s01q30, s04q23, s01q00b, s01q30_decode, s04q23_decode</w:t>
             </w:r>
           </w:p>
         </w:tc>
@@ -845,7 +845,7 @@
                 <w:i w:val="0"/>
                 <w:sz w:val="17"/>
               </w:rPr>
-              <w:t>Incoherence! SADIO SOW dispose d'un téléphone portable à s01q39, donc la raison évoquée ne peut pas être (ne dispose pas d'appareil).</w:t>
+              <w:t>Incoherence! SADIBOU SOW a declaré que la catégorie socioprofessionnelle de son père est  alors que le père lui-même declare comme catégorie socioprofessionnelle Travailleur pour compte propre au niveau de la section 4b.</w:t>
             </w:r>
           </w:p>
         </w:tc>
@@ -904,7 +904,7 @@
                 <w:color w:val="16A34A"/>
                 <w:sz w:val="16"/>
               </w:rPr>
-              <w:t>s01q25, s01q30, s04q23, s01q00b, s01q30_decode, s04q23_decode</w:t>
+              <w:t>s01q39</w:t>
             </w:r>
           </w:p>
         </w:tc>
@@ -935,7 +935,7 @@
                 <w:i w:val="0"/>
                 <w:sz w:val="17"/>
               </w:rPr>
-              <w:t>Incoherence! SAMBA SOW a declaré que la catégorie socioprofessionnelle de son père est  alors que le père lui-même declare comme catégorie socioprofessionnelle Travailleur pour compte propre au niveau de la section 4b.</w:t>
+              <w:t>Incoherence! SADIO SOW dispose d'un téléphone portable à s01q39, donc la raison évoquée ne peut pas être (ne dispose pas d'appareil).</w:t>
             </w:r>
           </w:p>
         </w:tc>
@@ -1025,7 +1025,7 @@
                 <w:i w:val="0"/>
                 <w:sz w:val="17"/>
               </w:rPr>
-              <w:t>Incoherence! SADIBOU SOW a declaré que la catégorie socioprofessionnelle de son père est  alors que le père lui-même declare comme catégorie socioprofessionnelle Travailleur pour compte propre au niveau de la section 4b.</w:t>
+              <w:t>Incoherence! SAMBA SOW a declaré que la catégorie socioprofessionnelle de son père est  alors que le père lui-même declare comme catégorie socioprofessionnelle Travailleur pour compte propre au niveau de la section 4b.</w:t>
             </w:r>
           </w:p>
         </w:tc>
@@ -2195,7 +2195,7 @@
                 <w:i w:val="0"/>
                 <w:sz w:val="17"/>
               </w:rPr>
-              <w:t>Prière de verifier l'information donnée par SAMBA SOW ou corriger au niveau de la section 1.</w:t>
+              <w:t>Prière de verifier l'information donnée par SADIBOU SOW ou corriger au niveau de la section 1.</w:t>
             </w:r>
           </w:p>
         </w:tc>
@@ -2254,7 +2254,7 @@
                 <w:color w:val="16A34A"/>
                 <w:sz w:val="16"/>
               </w:rPr>
-              <w:t>s00q27, s01q03a, s01q03b, s01q03c, s01q00b</w:t>
+              <w:t>—</w:t>
             </w:r>
           </w:p>
         </w:tc>
@@ -2285,7 +2285,7 @@
                 <w:i w:val="0"/>
                 <w:sz w:val="17"/>
               </w:rPr>
-              <w:t>Les informations sur l'acte de naissance (ni Jours, ni mois et ni années) de  SADIBOU SOW  manquent, s'il vous plait pouvez-vous fournir d'effort pour avoir ces informations.</w:t>
+              <w:t>Prière de verifier l'information donnée par SAMBA SOW ou corriger au niveau de la section 1.</w:t>
             </w:r>
           </w:p>
         </w:tc>
@@ -2318,7 +2318,7 @@
                 <w:i w:val="0"/>
                 <w:sz w:val="16"/>
               </w:rPr>
-              <w:t>S01</w:t>
+              <w:t>S02</w:t>
               <w:br/>
             </w:r>
             <w:r>
@@ -2328,7 +2328,7 @@
                 <w:color w:val="64748B"/>
                 <w:sz w:val="14"/>
               </w:rPr>
-              <w:t>Démographie</w:t>
+              <w:t>Éducation</w:t>
             </w:r>
           </w:p>
         </w:tc>
@@ -2375,7 +2375,7 @@
                 <w:i w:val="0"/>
                 <w:sz w:val="17"/>
               </w:rPr>
-              <w:t>Prière de verifier l'information donnée par SADIBOU SOW ou corriger au niveau de la section 1.</w:t>
+              <w:t>Merci de bien vouloir changé 2.04 en OUI et renseigné toutes les autres informations qui concerne AHMADOU SOW .</w:t>
             </w:r>
           </w:p>
         </w:tc>
@@ -2465,7 +2465,7 @@
                 <w:i w:val="0"/>
                 <w:sz w:val="17"/>
               </w:rPr>
-              <w:t>Merci de bien vouloir changé 2.04 en OUI et renseigné toutes les autres informations qui concerne AHMADOU SOW .</w:t>
+              <w:t>Merci de bien vouloir changé 2.04 en OUI et renseigné toutes les autres informations qui concerne COUMBA BA .</w:t>
             </w:r>
           </w:p>
         </w:tc>
@@ -2555,7 +2555,7 @@
                 <w:i w:val="0"/>
                 <w:sz w:val="17"/>
               </w:rPr>
-              <w:t>Merci de bien vouloir changé 2.04 en OUI et renseigné toutes les autres informations qui concerne COUMBA BA .</w:t>
+              <w:t>Merci de bien vouloir changé 2.04 en OUI et renseigné toutes les autres informations qui concerne MAÏRAME KA .</w:t>
             </w:r>
           </w:p>
         </w:tc>
@@ -2645,7 +2645,7 @@
                 <w:i w:val="0"/>
                 <w:sz w:val="17"/>
               </w:rPr>
-              <w:t>Merci de bien vouloir changé 2.04 en OUI et renseigné toutes les autres informations qui concerne MAÏRAME KA .</w:t>
+              <w:t>Merci de bien vouloir changé 2.04 en OUI et renseigné toutes les autres informations qui concerne SADIO SOW .</w:t>
             </w:r>
           </w:p>
         </w:tc>
@@ -2678,7 +2678,7 @@
                 <w:i w:val="0"/>
                 <w:sz w:val="16"/>
               </w:rPr>
-              <w:t>S02</w:t>
+              <w:t>S03</w:t>
               <w:br/>
             </w:r>
             <w:r>
@@ -2688,7 +2688,7 @@
                 <w:color w:val="64748B"/>
                 <w:sz w:val="14"/>
               </w:rPr>
-              <w:t>Éducation</w:t>
+              <w:t>Santé</w:t>
             </w:r>
           </w:p>
         </w:tc>
@@ -2704,7 +2704,7 @@
                 <w:color w:val="16A34A"/>
                 <w:sz w:val="16"/>
               </w:rPr>
-              <w:t>—</w:t>
+              <w:t>s01q10, s02q30, s02q34, s03q50, s01q00b</w:t>
             </w:r>
           </w:p>
         </w:tc>
@@ -2735,7 +2735,7 @@
                 <w:i w:val="0"/>
                 <w:sz w:val="17"/>
               </w:rPr>
-              <w:t>Merci de bien vouloir changé 2.04 en OUI et renseigné toutes les autres informations qui concerne SADIO SOW .</w:t>
+              <w:t>Le montant(250000 FCFA) des dépenses liées à l'accouchement de MAÏRAME KA est élevé, prière de corriger.</w:t>
             </w:r>
           </w:p>
         </w:tc>
@@ -2794,7 +2794,7 @@
                 <w:color w:val="16A34A"/>
                 <w:sz w:val="16"/>
               </w:rPr>
-              <w:t>s01q10, s02q30, s02q34, s03q50, s01q00b</w:t>
+              <w:t>s00q07a, s01q54a, s01q54b, s02q20, s02q21, s03q53, s01q00b</w:t>
             </w:r>
           </w:p>
         </w:tc>
@@ -2825,7 +2825,7 @@
                 <w:i w:val="0"/>
                 <w:sz w:val="17"/>
               </w:rPr>
-              <w:t>Le montant(250000 FCFA) des dépenses liées à l'accouchement de MAÏRAME KA est élevé, prière de corriger.</w:t>
+              <w:t>Le montant(11000 FCFA) des dépenses pour chaque visite prénatale de MAÏRAME KA semble faible (voir nul) ou élevé, prière de corriger.</w:t>
             </w:r>
           </w:p>
         </w:tc>
@@ -2915,7 +2915,7 @@
                 <w:i w:val="0"/>
                 <w:sz w:val="17"/>
               </w:rPr>
-              <w:t>Le montant(11000 FCFA) des dépenses pour chaque visite prénatale de MAÏRAME KA semble faible (voir nul) ou élevé, prière de corriger.</w:t>
+              <w:t>Le montant(28200 FCFA) des dépenses pour chaque visite prénatale de FATIMA KA semble faible (voir nul) ou élevé, prière de corriger.</w:t>
             </w:r>
           </w:p>
         </w:tc>
@@ -2948,7 +2948,7 @@
                 <w:i w:val="0"/>
                 <w:sz w:val="16"/>
               </w:rPr>
-              <w:t>S03</w:t>
+              <w:t>S04</w:t>
               <w:br/>
             </w:r>
             <w:r>
@@ -2958,7 +2958,7 @@
                 <w:color w:val="64748B"/>
                 <w:sz w:val="14"/>
               </w:rPr>
-              <w:t>Santé</w:t>
+              <w:t>Emploi</w:t>
             </w:r>
           </w:p>
         </w:tc>
@@ -2974,7 +2974,7 @@
                 <w:color w:val="16A34A"/>
                 <w:sz w:val="16"/>
               </w:rPr>
-              <w:t>s00q07a, s01q54a, s01q54b, s02q20, s02q21, s03q53, s01q00b</w:t>
+              <w:t>s01q63, s00q04, s02q25, s04q17, s04q21, s01q00b, s01q29_1</w:t>
             </w:r>
           </w:p>
         </w:tc>
@@ -3005,7 +3005,7 @@
                 <w:i w:val="0"/>
                 <w:sz w:val="17"/>
               </w:rPr>
-              <w:t>Le montant(28200 FCFA) des dépenses pour chaque visite prénatale de FATIMA KA semble faible (voir nul) ou élevé, prière de corriger.</w:t>
+              <w:t>Il est probable que MAÏRAME KA ait exercé un emploi au cours des 12 derniers mois car il evolue ou a evolué dans .</w:t>
             </w:r>
           </w:p>
         </w:tc>
@@ -3064,7 +3064,7 @@
                 <w:color w:val="16A34A"/>
                 <w:sz w:val="16"/>
               </w:rPr>
-              <w:t>s01q63, s00q04, s02q25, s04q17, s04q21, s01q00b, s01q29_1</w:t>
+              <w:t>—</w:t>
             </w:r>
           </w:p>
         </w:tc>
@@ -3095,7 +3095,7 @@
                 <w:i w:val="0"/>
                 <w:sz w:val="17"/>
               </w:rPr>
-              <w:t>Il est probable que MAÏRAME KA ait exercé un emploi au cours des 12 derniers mois car il evolue ou a evolué dans .</w:t>
+              <w:t>Merci de vérifier les questions de 4.09 à 4.14 ou 4.17 ou 4.33.</w:t>
             </w:r>
           </w:p>
         </w:tc>
@@ -3185,7 +3185,7 @@
                 <w:i w:val="0"/>
                 <w:sz w:val="17"/>
               </w:rPr>
-              <w:t>Merci de vérifier les questions de 4.09 à 4.14 ou 4.17 ou 4.33.</w:t>
+              <w:t>Veuillez, s'il vous plaît, confirmer cette information avec le QG ou la corriger.</w:t>
             </w:r>
           </w:p>
         </w:tc>
@@ -3244,7 +3244,7 @@
                 <w:color w:val="16A34A"/>
                 <w:sz w:val="16"/>
               </w:rPr>
-              <w:t>—</w:t>
+              <w:t>s00q04, s01q41, s02q14, s01q00b</w:t>
             </w:r>
           </w:p>
         </w:tc>
@@ -3275,7 +3275,7 @@
                 <w:i w:val="0"/>
                 <w:sz w:val="17"/>
               </w:rPr>
-              <w:t>Veuillez, s'il vous plaît, confirmer cette information avec le QG ou la corriger.</w:t>
+              <w:t>Il manque des informations non renseignées de ( AHMADOU SOW ), prière de renseignés toutes les questions liées à ( AHMADOU SOW ).</w:t>
             </w:r>
           </w:p>
         </w:tc>
@@ -3334,7 +3334,7 @@
                 <w:color w:val="16A34A"/>
                 <w:sz w:val="16"/>
               </w:rPr>
-              <w:t>s00q04, s01q41, s02q14, s01q00b</w:t>
+              <w:t>s04q46</w:t>
             </w:r>
           </w:p>
         </w:tc>
@@ -3350,7 +3350,7 @@
                 <w:color w:val="64748B"/>
                 <w:sz w:val="16"/>
               </w:rPr>
-              <w:t>GT-CQ</w:t>
+              <w:t>Natif SuSo</w:t>
             </w:r>
           </w:p>
         </w:tc>
@@ -3365,7 +3365,7 @@
                 <w:i w:val="0"/>
                 <w:sz w:val="17"/>
               </w:rPr>
-              <w:t>Il manque des informations non renseignées de ( AHMADOU SOW ), prière de renseignés toutes les questions liées à ( AHMADOU SOW ).</w:t>
+              <w:t>C'est dans une entreprise privé qu'on a un aide familal, un compte propre ou un patron</w:t>
             </w:r>
           </w:p>
         </w:tc>
@@ -3398,7 +3398,7 @@
                 <w:i w:val="0"/>
                 <w:sz w:val="16"/>
               </w:rPr>
-              <w:t>S04</w:t>
+              <w:t>S07</w:t>
               <w:br/>
             </w:r>
             <w:r>
@@ -3408,7 +3408,7 @@
                 <w:color w:val="64748B"/>
                 <w:sz w:val="14"/>
               </w:rPr>
-              <w:t>Emploi</w:t>
+              <w:t>Consommation alimentaire</w:t>
             </w:r>
           </w:p>
         </w:tc>
@@ -3424,7 +3424,7 @@
                 <w:color w:val="16A34A"/>
                 <w:sz w:val="16"/>
               </w:rPr>
-              <w:t>s04q46</w:t>
+              <w:t>—</w:t>
             </w:r>
           </w:p>
         </w:tc>
@@ -3440,7 +3440,7 @@
                 <w:color w:val="64748B"/>
                 <w:sz w:val="16"/>
               </w:rPr>
-              <w:t>Natif SuSo</w:t>
+              <w:t>GT-CQ</w:t>
             </w:r>
           </w:p>
         </w:tc>
@@ -3455,7 +3455,7 @@
                 <w:i w:val="0"/>
                 <w:sz w:val="17"/>
               </w:rPr>
-              <w:t>C'est dans une entreprise privé qu'on a un aide familal, un compte propre ou un patron</w:t>
+              <w:t>Attention ! La section sur le repas pris à l'extérieur du ménage n'est pas renseignée à 100 %.</w:t>
             </w:r>
           </w:p>
         </w:tc>
@@ -3545,7 +3545,7 @@
                 <w:i w:val="0"/>
                 <w:sz w:val="17"/>
               </w:rPr>
-              <w:t>Attention ! La section sur le repas pris à l'extérieur du ménage n'est pas renseignée à 100 %.</w:t>
+              <w:t>Prière de vérifier l'ensemble des questions relatives à cette section et de les renseigner en totalité.</w:t>
             </w:r>
           </w:p>
         </w:tc>
@@ -3604,7 +3604,7 @@
                 <w:color w:val="16A34A"/>
                 <w:sz w:val="16"/>
               </w:rPr>
-              <w:t>—</w:t>
+              <w:t>s00q10, s01q35, s01q36, s01q37, s02q04, s02q15, s03q31, s04q22</w:t>
             </w:r>
           </w:p>
         </w:tc>
@@ -3635,7 +3635,7 @@
                 <w:i w:val="0"/>
                 <w:sz w:val="17"/>
               </w:rPr>
-              <w:t>Prière de vérifier l'ensemble des questions relatives à cette section et de les renseigner en totalité.</w:t>
+              <w:t>Il manque des informations non renseignées de dans cette section, prière de renseignés toutes les questions liées à cette section.</w:t>
             </w:r>
           </w:p>
         </w:tc>
@@ -3694,7 +3694,7 @@
                 <w:color w:val="16A34A"/>
                 <w:sz w:val="16"/>
               </w:rPr>
-              <w:t>s00q10, s01q35, s01q36, s01q37, s02q04, s02q15, s03q31, s04q22</w:t>
+              <w:t>—</w:t>
             </w:r>
           </w:p>
         </w:tc>
@@ -3725,7 +3725,7 @@
                 <w:i w:val="0"/>
                 <w:sz w:val="17"/>
               </w:rPr>
-              <w:t>Il manque des informations non renseignées de dans cette section, prière de renseignés toutes les questions liées à cette section.</w:t>
+              <w:t>La section sur le repas pris à l'extérieur du ménage du membre AHMADOU SOW n'est pas renseignée à 100 %.</w:t>
             </w:r>
           </w:p>
         </w:tc>
@@ -3815,7 +3815,7 @@
                 <w:i w:val="0"/>
                 <w:sz w:val="17"/>
               </w:rPr>
-              <w:t>La section sur le repas pris à l'extérieur du ménage du membre AHMADOU SOW n'est pas renseignée à 100 %.</w:t>
+              <w:t>Prière de vérifier l'ensemble des questions relatives à ce membre et de les renseigner en totalité.</w:t>
             </w:r>
           </w:p>
         </w:tc>
@@ -3874,7 +3874,7 @@
                 <w:color w:val="16A34A"/>
                 <w:sz w:val="16"/>
               </w:rPr>
-              <w:t>—</w:t>
+              <w:t>s00q04, s01q41, s02q14, s01q00b</w:t>
             </w:r>
           </w:p>
         </w:tc>
@@ -3905,7 +3905,7 @@
                 <w:i w:val="0"/>
                 <w:sz w:val="17"/>
               </w:rPr>
-              <w:t>Prière de vérifier l'ensemble des questions relatives à ce membre et de les renseigner en totalité.</w:t>
+              <w:t>Il manque des informations non renseignées de ( AHMADOU SOW ), prière de renseignés toutes les questions liées à ( AHMADOU SOW ).</w:t>
             </w:r>
           </w:p>
         </w:tc>
@@ -3964,7 +3964,7 @@
                 <w:color w:val="16A34A"/>
                 <w:sz w:val="16"/>
               </w:rPr>
-              <w:t>s00q04, s01q41, s02q14, s01q00b</w:t>
+              <w:t>—</w:t>
             </w:r>
           </w:p>
         </w:tc>
@@ -3995,7 +3995,7 @@
                 <w:i w:val="0"/>
                 <w:sz w:val="17"/>
               </w:rPr>
-              <w:t>Il manque des informations non renseignées de ( AHMADOU SOW ), prière de renseignés toutes les questions liées à ( AHMADOU SOW ).</w:t>
+              <w:t>La section sur le repas pris à l'extérieur du ménage du membre COUMBA BA n'est pas renseignée à 100 %.</w:t>
             </w:r>
           </w:p>
         </w:tc>
@@ -4054,7 +4054,7 @@
                 <w:color w:val="16A34A"/>
                 <w:sz w:val="16"/>
               </w:rPr>
-              <w:t>—</w:t>
+              <w:t>s00q04, s01q41, s02q14, s01q00b</w:t>
             </w:r>
           </w:p>
         </w:tc>
@@ -4085,7 +4085,7 @@
                 <w:i w:val="0"/>
                 <w:sz w:val="17"/>
               </w:rPr>
-              <w:t>La section sur le repas pris à l'extérieur du ménage du membre COUMBA BA n'est pas renseignée à 100 %.</w:t>
+              <w:t>Il manque des informations non renseignées de ( COUMBA BA ), prière de renseignés toutes les questions liées à ( COUMBA BA ).</w:t>
             </w:r>
           </w:p>
         </w:tc>
@@ -4144,7 +4144,7 @@
                 <w:color w:val="16A34A"/>
                 <w:sz w:val="16"/>
               </w:rPr>
-              <w:t>s00q04, s01q41, s02q14, s01q00b</w:t>
+              <w:t>—</w:t>
             </w:r>
           </w:p>
         </w:tc>
@@ -4175,7 +4175,7 @@
                 <w:i w:val="0"/>
                 <w:sz w:val="17"/>
               </w:rPr>
-              <w:t>Il manque des informations non renseignées de ( COUMBA BA ), prière de renseignés toutes les questions liées à ( COUMBA BA ).</w:t>
+              <w:t>La section sur le repas pris à l'extérieur du ménage du membre FATIMA KA n'est pas renseignée à 100 %.</w:t>
             </w:r>
           </w:p>
         </w:tc>
@@ -4234,7 +4234,7 @@
                 <w:color w:val="16A34A"/>
                 <w:sz w:val="16"/>
               </w:rPr>
-              <w:t>—</w:t>
+              <w:t>s00q04, s01q41, s02q14, s01q00b</w:t>
             </w:r>
           </w:p>
         </w:tc>
@@ -4265,7 +4265,7 @@
                 <w:i w:val="0"/>
                 <w:sz w:val="17"/>
               </w:rPr>
-              <w:t>La section sur le repas pris à l'extérieur du ménage du membre FATIMA KA n'est pas renseignée à 100 %.</w:t>
+              <w:t>Il manque des informations non renseignées de ( FATIMA KA ), prière de renseignés toutes les questions liées à ( FATIMA KA ).</w:t>
             </w:r>
           </w:p>
         </w:tc>
@@ -4324,7 +4324,7 @@
                 <w:color w:val="16A34A"/>
                 <w:sz w:val="16"/>
               </w:rPr>
-              <w:t>s00q04, s01q41, s02q14, s01q00b</w:t>
+              <w:t>—</w:t>
             </w:r>
           </w:p>
         </w:tc>
@@ -4355,7 +4355,7 @@
                 <w:i w:val="0"/>
                 <w:sz w:val="17"/>
               </w:rPr>
-              <w:t>Il manque des informations non renseignées de ( FATIMA KA ), prière de renseignés toutes les questions liées à ( FATIMA KA ).</w:t>
+              <w:t>La section sur le repas pris à l'extérieur du ménage du membre ISMA SOW n'est pas renseignée à 100 %.</w:t>
             </w:r>
           </w:p>
         </w:tc>
@@ -4414,7 +4414,7 @@
                 <w:color w:val="16A34A"/>
                 <w:sz w:val="16"/>
               </w:rPr>
-              <w:t>—</w:t>
+              <w:t>s00q04, s01q41, s02q14, s01q00b</w:t>
             </w:r>
           </w:p>
         </w:tc>
@@ -4445,7 +4445,7 @@
                 <w:i w:val="0"/>
                 <w:sz w:val="17"/>
               </w:rPr>
-              <w:t>La section sur le repas pris à l'extérieur du ménage du membre ISMA SOW n'est pas renseignée à 100 %.</w:t>
+              <w:t>Il manque des informations non renseignées de ( ISMA SOW ), prière de renseignés toutes les questions liées à ( ISMA SOW ).</w:t>
             </w:r>
           </w:p>
         </w:tc>
@@ -4504,7 +4504,7 @@
                 <w:color w:val="16A34A"/>
                 <w:sz w:val="16"/>
               </w:rPr>
-              <w:t>s00q04, s01q41, s02q14, s01q00b</w:t>
+              <w:t>—</w:t>
             </w:r>
           </w:p>
         </w:tc>
@@ -4535,7 +4535,7 @@
                 <w:i w:val="0"/>
                 <w:sz w:val="17"/>
               </w:rPr>
-              <w:t>Il manque des informations non renseignées de ( ISMA SOW ), prière de renseignés toutes les questions liées à ( ISMA SOW ).</w:t>
+              <w:t>La section sur le repas pris à l'extérieur du ménage du membre MAÏRAME KA n'est pas renseignée à 100 %.</w:t>
             </w:r>
           </w:p>
         </w:tc>
@@ -4594,7 +4594,7 @@
                 <w:color w:val="16A34A"/>
                 <w:sz w:val="16"/>
               </w:rPr>
-              <w:t>—</w:t>
+              <w:t>s00q04, s01q41, s02q14, s01q00b</w:t>
             </w:r>
           </w:p>
         </w:tc>
@@ -4625,7 +4625,7 @@
                 <w:i w:val="0"/>
                 <w:sz w:val="17"/>
               </w:rPr>
-              <w:t>La section sur le repas pris à l'extérieur du ménage du membre MAÏRAME KA n'est pas renseignée à 100 %.</w:t>
+              <w:t>Il manque des informations non renseignées de ( MAÏRAME KA ), prière de renseignés toutes les questions liées à ( MAÏRAME KA ).</w:t>
             </w:r>
           </w:p>
         </w:tc>
@@ -4684,7 +4684,7 @@
                 <w:color w:val="16A34A"/>
                 <w:sz w:val="16"/>
               </w:rPr>
-              <w:t>s00q04, s01q41, s02q14, s01q00b</w:t>
+              <w:t>—</w:t>
             </w:r>
           </w:p>
         </w:tc>
@@ -4715,7 +4715,7 @@
                 <w:i w:val="0"/>
                 <w:sz w:val="17"/>
               </w:rPr>
-              <w:t>Il manque des informations non renseignées de ( MAÏRAME KA ), prière de renseignés toutes les questions liées à ( MAÏRAME KA ).</w:t>
+              <w:t>La section sur le repas pris à l'extérieur du ménage du membre SADIBOU SOW n'est pas renseignée à 100 %.</w:t>
             </w:r>
           </w:p>
         </w:tc>
@@ -4774,7 +4774,7 @@
                 <w:color w:val="16A34A"/>
                 <w:sz w:val="16"/>
               </w:rPr>
-              <w:t>—</w:t>
+              <w:t>s00q04, s01q41, s02q14, s01q00b</w:t>
             </w:r>
           </w:p>
         </w:tc>
@@ -4805,7 +4805,7 @@
                 <w:i w:val="0"/>
                 <w:sz w:val="17"/>
               </w:rPr>
-              <w:t>La section sur le repas pris à l'extérieur du ménage du membre SADIBOU SOW n'est pas renseignée à 100 %.</w:t>
+              <w:t>Il manque des informations non renseignées de ( SADIBOU SOW ), prière de renseignés toutes les questions liées à ( SADIBOU SOW ).</w:t>
             </w:r>
           </w:p>
         </w:tc>
@@ -4864,7 +4864,7 @@
                 <w:color w:val="16A34A"/>
                 <w:sz w:val="16"/>
               </w:rPr>
-              <w:t>s00q04, s01q41, s02q14, s01q00b</w:t>
+              <w:t>—</w:t>
             </w:r>
           </w:p>
         </w:tc>
@@ -4895,7 +4895,7 @@
                 <w:i w:val="0"/>
                 <w:sz w:val="17"/>
               </w:rPr>
-              <w:t>Il manque des informations non renseignées de ( SADIBOU SOW ), prière de renseignés toutes les questions liées à ( SADIBOU SOW ).</w:t>
+              <w:t>La section sur le repas pris à l'extérieur du ménage du membre SADIO SOW n'est pas renseignée à 100 %.</w:t>
             </w:r>
           </w:p>
         </w:tc>
@@ -4954,7 +4954,7 @@
                 <w:color w:val="16A34A"/>
                 <w:sz w:val="16"/>
               </w:rPr>
-              <w:t>—</w:t>
+              <w:t>s00q04, s01q41, s02q14, s01q00b</w:t>
             </w:r>
           </w:p>
         </w:tc>
@@ -4985,7 +4985,7 @@
                 <w:i w:val="0"/>
                 <w:sz w:val="17"/>
               </w:rPr>
-              <w:t>La section sur le repas pris à l'extérieur du ménage du membre SADIO SOW n'est pas renseignée à 100 %.</w:t>
+              <w:t>Il manque des informations non renseignées de ( SADIO SOW ), prière de renseignés toutes les questions liées à ( SADIO SOW ).</w:t>
             </w:r>
           </w:p>
         </w:tc>
@@ -5044,7 +5044,7 @@
                 <w:color w:val="16A34A"/>
                 <w:sz w:val="16"/>
               </w:rPr>
-              <w:t>s00q04, s01q41, s02q14, s01q00b</w:t>
+              <w:t>—</w:t>
             </w:r>
           </w:p>
         </w:tc>
@@ -5075,7 +5075,7 @@
                 <w:i w:val="0"/>
                 <w:sz w:val="17"/>
               </w:rPr>
-              <w:t>Il manque des informations non renseignées de ( SADIO SOW ), prière de renseignés toutes les questions liées à ( SADIO SOW ).</w:t>
+              <w:t>La section sur le repas pris à l'extérieur du ménage du membre SAMBA SOW n'est pas renseignée à 100 %.</w:t>
             </w:r>
           </w:p>
         </w:tc>
@@ -5134,7 +5134,7 @@
                 <w:color w:val="16A34A"/>
                 <w:sz w:val="16"/>
               </w:rPr>
-              <w:t>—</w:t>
+              <w:t>s00q04, s01q41, s02q14, s01q00b</w:t>
             </w:r>
           </w:p>
         </w:tc>
@@ -5165,7 +5165,7 @@
                 <w:i w:val="0"/>
                 <w:sz w:val="17"/>
               </w:rPr>
-              <w:t>La section sur le repas pris à l'extérieur du ménage du membre SAMBA SOW n'est pas renseignée à 100 %.</w:t>
+              <w:t>Il manque des informations non renseignées de ( SAMBA SOW ), prière de renseignés toutes les questions liées à ( SAMBA SOW ).</w:t>
             </w:r>
           </w:p>
         </w:tc>
@@ -5198,7 +5198,7 @@
                 <w:i w:val="0"/>
                 <w:sz w:val="16"/>
               </w:rPr>
-              <w:t>S07</w:t>
+              <w:t>S09</w:t>
               <w:br/>
             </w:r>
             <w:r>
@@ -5208,7 +5208,7 @@
                 <w:color w:val="64748B"/>
                 <w:sz w:val="14"/>
               </w:rPr>
-              <w:t>Consommation alimentaire</w:t>
+              <w:t>Dépenses non alimentaires</w:t>
             </w:r>
           </w:p>
         </w:tc>
@@ -5224,7 +5224,7 @@
                 <w:color w:val="16A34A"/>
                 <w:sz w:val="16"/>
               </w:rPr>
-              <w:t>s00q04, s01q41, s02q14, s01q00b</w:t>
+              <w:t>—</w:t>
             </w:r>
           </w:p>
         </w:tc>
@@ -5255,7 +5255,7 @@
                 <w:i w:val="0"/>
                 <w:sz w:val="17"/>
               </w:rPr>
-              <w:t>Il manque des informations non renseignées de ( SAMBA SOW ), prière de renseignés toutes les questions liées à ( SAMBA SOW ).</w:t>
+              <w:t>Attention ! La dépense totale du ménage de AHMADOU SOW (15000 Fcfa) de la fête de Nouvel an 2026 est relativement élevé.</w:t>
             </w:r>
           </w:p>
         </w:tc>
@@ -5345,7 +5345,7 @@
                 <w:i w:val="0"/>
                 <w:sz w:val="17"/>
               </w:rPr>
-              <w:t>Attention ! La dépense totale du ménage de AHMADOU SOW (15000 Fcfa) de la fête de Nouvel an 2026 est relativement élevé.</w:t>
+              <w:t>Prière de corriger ou de confirmer avec le QG.</w:t>
             </w:r>
           </w:p>
         </w:tc>
@@ -5435,7 +5435,7 @@
                 <w:i w:val="0"/>
                 <w:sz w:val="17"/>
               </w:rPr>
-              <w:t>Prière de corriger ou de confirmer avec le QG.</w:t>
+              <w:t>Attention ! La dépense totale du ménage de AHMADOU SOW (190000 Fcfa) de la fête de Gamou est relativement élevé.</w:t>
             </w:r>
           </w:p>
         </w:tc>
@@ -5525,7 +5525,7 @@
                 <w:i w:val="0"/>
                 <w:sz w:val="17"/>
               </w:rPr>
-              <w:t>Attention ! La dépense totale du ménage de AHMADOU SOW (190000 Fcfa) de la fête de Gamou est relativement élevé.</w:t>
+              <w:t>Attention ! La dépense totale du ménage de AHMADOU SOW (895000 Fcfa) de la fête de Baptêmes est relativement élevé.</w:t>
             </w:r>
           </w:p>
         </w:tc>
@@ -5615,7 +5615,7 @@
                 <w:i w:val="0"/>
                 <w:sz w:val="17"/>
               </w:rPr>
-              <w:t>Attention ! La dépense totale du ménage de AHMADOU SOW (895000 Fcfa) de la fête de Baptêmes est relativement élevé.</w:t>
+              <w:t>Attention ! La dépense du ménage de AHMADOU SOW (6000 Fcfa) au cours de 30 derniers jours de Lavage de véhicules est relativement élevé.</w:t>
             </w:r>
           </w:p>
         </w:tc>
@@ -5705,7 +5705,7 @@
                 <w:i w:val="0"/>
                 <w:sz w:val="17"/>
               </w:rPr>
-              <w:t>Attention ! La dépense du ménage de AHMADOU SOW (6000 Fcfa) au cours de 30 derniers jours de Lavage de véhicules est relativement élevé.</w:t>
+              <w:t>Prière de corriger ou de confirmer avec le QG.</w:t>
             </w:r>
           </w:p>
         </w:tc>
@@ -5795,7 +5795,7 @@
                 <w:i w:val="0"/>
                 <w:sz w:val="17"/>
               </w:rPr>
-              <w:t>Prière de corriger ou de confirmer avec le QG.</w:t>
+              <w:t>Attention ! La dépense du ménage de AHMADOU SOW (850 Fcfa) au cours de 30 derniers jours de Frais de coiffure homme et femme (salon, tressage, mèches, coupe, etc.), manucure, pédicure est relativement élevé.</w:t>
             </w:r>
           </w:p>
         </w:tc>
@@ -5854,7 +5854,7 @@
                 <w:color w:val="16A34A"/>
                 <w:sz w:val="16"/>
               </w:rPr>
-              <w:t>—</w:t>
+              <w:t>s00q07a, s00q08, s00q10, s00q13_0, s00q15_0, s00q17_0, s00q23a, s00q23b</w:t>
             </w:r>
           </w:p>
         </w:tc>
@@ -5885,7 +5885,7 @@
                 <w:i w:val="0"/>
                 <w:sz w:val="17"/>
               </w:rPr>
-              <w:t>Attention ! La dépense du ménage de AHMADOU SOW (850 Fcfa) au cours de 30 derniers jours de Frais de coiffure homme et femme (salon, tressage, mèches, coupe, etc.), manucure, pédicure est relativement élevé.</w:t>
+              <w:t>Peu plausible! le montant de la dépense (100000 Fcfa) pour Essence pour véhicule semble trop élevé.Veuillez, s'il vous plaît, confirmer cette information avec le QG ou la corriger.</w:t>
             </w:r>
           </w:p>
         </w:tc>
@@ -5944,7 +5944,7 @@
                 <w:color w:val="16A34A"/>
                 <w:sz w:val="16"/>
               </w:rPr>
-              <w:t>s00q07a, s00q08, s00q10, s00q13_0, s00q15_0, s00q17_0, s00q23a, s00q23b</w:t>
+              <w:t>—</w:t>
             </w:r>
           </w:p>
         </w:tc>
@@ -5975,7 +5975,7 @@
                 <w:i w:val="0"/>
                 <w:sz w:val="17"/>
               </w:rPr>
-              <w:t>Peu plausible! le montant de la dépense (100000 Fcfa) pour Essence pour véhicule semble trop élevé.Veuillez, s'il vous plaît, confirmer cette information avec le QG ou la corriger.</w:t>
+              <w:t>Attention ! La dépense du ménage de AHMADOU SOW (100000 Fcfa) au cours de 30 derniers jours de Essence pour véhicule est relativement élevé.</w:t>
             </w:r>
           </w:p>
         </w:tc>
@@ -6065,7 +6065,7 @@
                 <w:i w:val="0"/>
                 <w:sz w:val="17"/>
               </w:rPr>
-              <w:t>Attention ! La dépense du ménage de AHMADOU SOW (100000 Fcfa) au cours de 30 derniers jours de Essence pour véhicule est relativement élevé.</w:t>
+              <w:t>Attention ! La dépense du ménage de AHMADOU SOW (6000 Fcfa) au cours de 3 derniers mois de Services de réparation et d'entretien (vidange, graissage, gonflage de pneu etc.</w:t>
             </w:r>
           </w:p>
         </w:tc>
@@ -6155,7 +6155,7 @@
                 <w:i w:val="0"/>
                 <w:sz w:val="17"/>
               </w:rPr>
-              <w:t>Attention ! La dépense du ménage de AHMADOU SOW (6000 Fcfa) au cours de 3 derniers mois de Services de réparation et d'entretien (vidange, graissage, gonflage de pneu etc.</w:t>
+              <w:t>) de moyens de transport personnel (voitures, motos, bicyclette, etc.</w:t>
             </w:r>
           </w:p>
         </w:tc>
@@ -6245,7 +6245,7 @@
                 <w:i w:val="0"/>
                 <w:sz w:val="17"/>
               </w:rPr>
-              <w:t>) de moyens de transport personnel (voitures, motos, bicyclette, etc.</w:t>
+              <w:t>) est relativement élevé.</w:t>
             </w:r>
           </w:p>
         </w:tc>
@@ -6335,7 +6335,7 @@
                 <w:i w:val="0"/>
                 <w:sz w:val="17"/>
               </w:rPr>
-              <w:t>) est relativement élevé.</w:t>
+              <w:t>Prière de corriger ou de confirmer avec le QG.</w:t>
             </w:r>
           </w:p>
         </w:tc>
@@ -6425,7 +6425,7 @@
                 <w:i w:val="0"/>
                 <w:sz w:val="17"/>
               </w:rPr>
-              <w:t>Prière de corriger ou de confirmer avec le QG.</w:t>
+              <w:t>Peu plausible! le montant de la dépense (240000 Fcfa) pour Aliments, frais d'entretien, frais de vétérinaire des animaux de compagnie (chiens, chats, etc.</w:t>
             </w:r>
           </w:p>
         </w:tc>
@@ -6515,7 +6515,7 @@
                 <w:i w:val="0"/>
                 <w:sz w:val="17"/>
               </w:rPr>
-              <w:t>Peu plausible! le montant de la dépense (240000 Fcfa) pour Aliments, frais d'entretien, frais de vétérinaire des animaux de compagnie (chiens, chats, etc.</w:t>
+              <w:t>) semble trop élevé.</w:t>
             </w:r>
           </w:p>
         </w:tc>
@@ -6605,7 +6605,7 @@
                 <w:i w:val="0"/>
                 <w:sz w:val="17"/>
               </w:rPr>
-              <w:t>) semble trop élevé.</w:t>
+              <w:t>Veuillez, s'il vous plaît, confirmer cette information avec le QG ou la corriger.</w:t>
             </w:r>
           </w:p>
         </w:tc>
@@ -6695,7 +6695,7 @@
                 <w:i w:val="0"/>
                 <w:sz w:val="17"/>
               </w:rPr>
-              <w:t>Veuillez, s'il vous plaît, confirmer cette information avec le QG ou la corriger.</w:t>
+              <w:t>Attention ! La dépense du ménage de AHMADOU SOW (240000 Fcfa) au cours de 3 derniers mois de Aliments, frais d'entretien, frais de vétérinaire des animaux de compagnie (chiens, chats, etc.</w:t>
             </w:r>
           </w:p>
         </w:tc>
@@ -6785,7 +6785,7 @@
                 <w:i w:val="0"/>
                 <w:sz w:val="17"/>
               </w:rPr>
-              <w:t>Attention ! La dépense du ménage de AHMADOU SOW (240000 Fcfa) au cours de 3 derniers mois de Aliments, frais d'entretien, frais de vétérinaire des animaux de compagnie (chiens, chats, etc.</w:t>
+              <w:t>Attention ! La dépense du ménage de AHMADOU SOW (15000 Fcfa) au cours de 6 derniers mois de Chaussures hommes est relativement élevé.</w:t>
             </w:r>
           </w:p>
         </w:tc>
@@ -6875,7 +6875,7 @@
                 <w:i w:val="0"/>
                 <w:sz w:val="17"/>
               </w:rPr>
-              <w:t>Attention ! La dépense du ménage de AHMADOU SOW (15000 Fcfa) au cours de 6 derniers mois de Chaussures hommes est relativement élevé.</w:t>
+              <w:t>Prière de corriger ou de confirmer avec le QG.</w:t>
             </w:r>
           </w:p>
         </w:tc>
@@ -6965,7 +6965,7 @@
                 <w:i w:val="0"/>
                 <w:sz w:val="17"/>
               </w:rPr>
-              <w:t>Prière de corriger ou de confirmer avec le QG.</w:t>
+              <w:t>Attention ! La dépense du ménage de AHMADOU SOW (23000 Fcfa) au cours de 6 derniers mois de Frais de confection et de réparation de vêtements enfants est relativement élevé.</w:t>
             </w:r>
           </w:p>
         </w:tc>
@@ -7055,7 +7055,7 @@
                 <w:i w:val="0"/>
                 <w:sz w:val="17"/>
               </w:rPr>
-              <w:t>Attention ! La dépense du ménage de AHMADOU SOW (23000 Fcfa) au cours de 6 derniers mois de Frais de confection et de réparation de vêtements enfants est relativement élevé.</w:t>
+              <w:t>Attention ! La dépense du ménage de AHMADOU SOW (24000 Fcfa) au cours de 6 derniers mois de Vêtements hommes (15 ans et plus): chemise, pantalon, veste, ensemble, vêtements de travail, etc.</w:t>
             </w:r>
           </w:p>
         </w:tc>
@@ -7145,7 +7145,7 @@
                 <w:i w:val="0"/>
                 <w:sz w:val="17"/>
               </w:rPr>
-              <w:t>Attention ! La dépense du ménage de AHMADOU SOW (24000 Fcfa) au cours de 6 derniers mois de Vêtements hommes (15 ans et plus): chemise, pantalon, veste, ensemble, vêtements de travail, etc.</w:t>
+              <w:t>est relativement élevé.</w:t>
             </w:r>
           </w:p>
         </w:tc>
@@ -7235,7 +7235,7 @@
                 <w:i w:val="0"/>
                 <w:sz w:val="17"/>
               </w:rPr>
-              <w:t>est relativement élevé.</w:t>
+              <w:t>Attention ! La dépense du ménage de AHMADOU SOW (30000 Fcfa) au cours de 6 derniers mois de Frais de confection et de réparation de vêtements femme: robe, pantalon, jupe, ensemble, réparation, location, etc.</w:t>
             </w:r>
           </w:p>
         </w:tc>
@@ -7325,7 +7325,7 @@
                 <w:i w:val="0"/>
                 <w:sz w:val="17"/>
               </w:rPr>
-              <w:t>Attention ! La dépense du ménage de AHMADOU SOW (30000 Fcfa) au cours de 6 derniers mois de Frais de confection et de réparation de vêtements femme: robe, pantalon, jupe, ensemble, réparation, location, etc.</w:t>
+              <w:t>Attention ! La dépense du ménage de AHMADOU SOW (31500 Fcfa) au cours de 6 derniers mois de Parfums est relativement élevé.</w:t>
             </w:r>
           </w:p>
         </w:tc>
@@ -7415,7 +7415,7 @@
                 <w:i w:val="0"/>
                 <w:sz w:val="17"/>
               </w:rPr>
-              <w:t>Attention ! La dépense du ménage de AHMADOU SOW (31500 Fcfa) au cours de 6 derniers mois de Parfums est relativement élevé.</w:t>
+              <w:t>Peu plausible! le montant de la dépense (200000 Fcfa) pour Tissus d'habillement: tissus pagne, tissu pagne du tisserand, tissu synthétique, etc. semble élevé.</w:t>
             </w:r>
           </w:p>
         </w:tc>
@@ -7505,7 +7505,7 @@
                 <w:i w:val="0"/>
                 <w:sz w:val="17"/>
               </w:rPr>
-              <w:t>Peu plausible! le montant de la dépense (200000 Fcfa) pour Tissus d'habillement: tissus pagne, tissu pagne du tisserand, tissu synthétique, etc. semble élevé.</w:t>
+              <w:t>Veuillez, s'il vous plaît, confirmer cette information avec le QG ou la corriger.</w:t>
             </w:r>
           </w:p>
         </w:tc>
@@ -7595,7 +7595,7 @@
                 <w:i w:val="0"/>
                 <w:sz w:val="17"/>
               </w:rPr>
-              <w:t>Veuillez, s'il vous plaît, confirmer cette information avec le QG ou la corriger.</w:t>
+              <w:t>Attention ! La dépense du ménage de AHMADOU SOW (200000 Fcfa) au cours de 6 derniers mois de Tissus d'habillement: tissus pagne, tissu pagne du tisserand, tissu synthétique, etc.</w:t>
             </w:r>
           </w:p>
         </w:tc>
@@ -7685,7 +7685,7 @@
                 <w:i w:val="0"/>
                 <w:sz w:val="17"/>
               </w:rPr>
-              <w:t>Attention ! La dépense du ménage de AHMADOU SOW (200000 Fcfa) au cours de 6 derniers mois de Tissus d'habillement: tissus pagne, tissu pagne du tisserand, tissu synthétique, etc.</w:t>
+              <w:t>Peu plausible! le montant de la dépense (400000 Fcfa) pour Frais de confection et de réparation de vêtements homme: ensemble, pantalon, chemise, réparation, location vêtement, etc. semble élevé.</w:t>
             </w:r>
           </w:p>
         </w:tc>
@@ -7775,7 +7775,7 @@
                 <w:i w:val="0"/>
                 <w:sz w:val="17"/>
               </w:rPr>
-              <w:t>Peu plausible! le montant de la dépense (400000 Fcfa) pour Frais de confection et de réparation de vêtements homme: ensemble, pantalon, chemise, réparation, location vêtement, etc. semble élevé.</w:t>
+              <w:t>Attention ! La dépense du ménage de AHMADOU SOW (400000 Fcfa) au cours de 6 derniers mois de Frais de confection et de réparation de vêtements homme: ensemble, pantalon, chemise, réparation, location vêtement, etc.</w:t>
             </w:r>
           </w:p>
         </w:tc>
@@ -7865,7 +7865,7 @@
                 <w:i w:val="0"/>
                 <w:sz w:val="17"/>
               </w:rPr>
-              <w:t>Attention ! La dépense du ménage de AHMADOU SOW (400000 Fcfa) au cours de 6 derniers mois de Frais de confection et de réparation de vêtements homme: ensemble, pantalon, chemise, réparation, location vêtement, etc.</w:t>
+              <w:t>Attention ! La dépense du ménage de AHMADOU SOW (10000 Fcfa) au cours de 12 derniers mois de Matériel pour l'entretien et les petites réparations du logement (remplacement d'une tôle, d'une vitre, etc.</w:t>
             </w:r>
           </w:p>
         </w:tc>
@@ -7955,7 +7955,7 @@
                 <w:i w:val="0"/>
                 <w:sz w:val="17"/>
               </w:rPr>
-              <w:t>Attention ! La dépense du ménage de AHMADOU SOW (10000 Fcfa) au cours de 12 derniers mois de Matériel pour l'entretien et les petites réparations du logement (remplacement d'une tôle, d'une vitre, etc.</w:t>
+              <w:t>) est relativement élevé.</w:t>
             </w:r>
           </w:p>
         </w:tc>
@@ -8045,7 +8045,7 @@
                 <w:i w:val="0"/>
                 <w:sz w:val="17"/>
               </w:rPr>
-              <w:t>) est relativement élevé.</w:t>
+              <w:t>Prière de corriger ou de confirmer avec le QG.</w:t>
             </w:r>
           </w:p>
         </w:tc>
@@ -8135,7 +8135,7 @@
                 <w:i w:val="0"/>
                 <w:sz w:val="17"/>
               </w:rPr>
-              <w:t>Prière de corriger ou de confirmer avec le QG.</w:t>
+              <w:t>Attention ! La dépense du ménage de AHMADOU SOW (12000 Fcfa) au cours de 12 derniers mois de Frais d'assurance d'un moyen de transport individuel (auto, moto, etc.) est relativement élevé.</w:t>
             </w:r>
           </w:p>
         </w:tc>
@@ -8225,7 +8225,7 @@
                 <w:i w:val="0"/>
                 <w:sz w:val="17"/>
               </w:rPr>
-              <w:t>Attention ! La dépense du ménage de AHMADOU SOW (12000 Fcfa) au cours de 12 derniers mois de Frais d'assurance d'un moyen de transport individuel (auto, moto, etc.) est relativement élevé.</w:t>
+              <w:t>Attention ! La dépense du ménage de AHMADOU SOW (460000 Fcfa) au cours de 12 derniers mois de Matériaux de maçonnerie pour la construction ou les grosses réparations de logement: ciment, briques, fer à béton, sable, gravier, parpaings, etc est relativement élevé.</w:t>
             </w:r>
           </w:p>
         </w:tc>
@@ -8315,7 +8315,7 @@
                 <w:i w:val="0"/>
                 <w:sz w:val="17"/>
               </w:rPr>
-              <w:t>Attention ! La dépense du ménage de AHMADOU SOW (460000 Fcfa) au cours de 12 derniers mois de Matériaux de maçonnerie pour la construction ou les grosses réparations de logement: ciment, briques, fer à béton, sable, gravier, parpaings, etc est relativement élevé.</w:t>
+              <w:t>Attention ! La dépense du ménage de AHMADOU SOW (550000 Fcfa) au cours de 12 derniers mois de Meubles de salon et de salle à manger (fauteuils, table, chaises, armoires, etc.</w:t>
             </w:r>
           </w:p>
         </w:tc>
@@ -8405,7 +8405,7 @@
                 <w:i w:val="0"/>
                 <w:sz w:val="17"/>
               </w:rPr>
-              <w:t>Attention ! La dépense du ménage de AHMADOU SOW (550000 Fcfa) au cours de 12 derniers mois de Meubles de salon et de salle à manger (fauteuils, table, chaises, armoires, etc.</w:t>
+              <w:t>Attention ! La dépense du ménage de AHMADOU SOW (6000 Fcfa) au cours de 12 derniers mois de Appareils de musique et d'images: radio, radio-cassette, chaîne de musique, TV, lecteur CD/DVD, MP3, MP4, caméra, camescope, etc est relativement élevé.</w:t>
             </w:r>
           </w:p>
         </w:tc>
@@ -8495,7 +8495,7 @@
                 <w:i w:val="0"/>
                 <w:sz w:val="17"/>
               </w:rPr>
-              <w:t>Attention ! La dépense du ménage de AHMADOU SOW (6000 Fcfa) au cours de 12 derniers mois de Appareils de musique et d'images: radio, radio-cassette, chaîne de musique, TV, lecteur CD/DVD, MP3, MP4, caméra, camescope, etc est relativement élevé.</w:t>
+              <w:t>Attention ! La dépense du ménage de AHMADOU SOW (7000 Fcfa) au cours de 12 derniers mois de Cric pour automobile à usage personnel est relativement élevé.</w:t>
             </w:r>
           </w:p>
         </w:tc>
@@ -8585,7 +8585,7 @@
                 <w:i w:val="0"/>
                 <w:sz w:val="17"/>
               </w:rPr>
-              <w:t>Attention ! La dépense du ménage de AHMADOU SOW (7000 Fcfa) au cours de 12 derniers mois de Cric pour automobile à usage personnel est relativement élevé.</w:t>
+              <w:t>Attention ! La dépense du ménage de AHMADOU SOW (78000 Fcfa) au cours de 12 derniers mois de Papier rame, enveloppes, articles de dessin (pinceaux, papier, peinture etc.), etc est relativement élevé.</w:t>
             </w:r>
           </w:p>
         </w:tc>
@@ -8675,7 +8675,7 @@
                 <w:i w:val="0"/>
                 <w:sz w:val="17"/>
               </w:rPr>
-              <w:t>Attention ! La dépense du ménage de AHMADOU SOW (78000 Fcfa) au cours de 12 derniers mois de Papier rame, enveloppes, articles de dessin (pinceaux, papier, peinture etc.), etc est relativement élevé.</w:t>
+              <w:t>Attention ! La dépense du ménage de AHMADOU SOW (97000 Fcfa) au cours de 12 derniers mois de Pièces détachées de moyens de transport individuel: pneu, batterie, bougie, carburateur, etc est relativement élevé.</w:t>
             </w:r>
           </w:p>
         </w:tc>
@@ -8734,7 +8734,7 @@
                 <w:color w:val="16A34A"/>
                 <w:sz w:val="16"/>
               </w:rPr>
-              <w:t>—</w:t>
+              <w:t>s01q25, s01q29, s01q30, s04q46, s01q00b</w:t>
             </w:r>
           </w:p>
         </w:tc>
@@ -8765,7 +8765,7 @@
                 <w:i w:val="0"/>
                 <w:sz w:val="17"/>
               </w:rPr>
-              <w:t>Attention ! La dépense du ménage de AHMADOU SOW (97000 Fcfa) au cours de 12 derniers mois de Pièces détachées de moyens de transport individuel: pneu, batterie, bougie, carburateur, etc est relativement élevé.</w:t>
+              <w:t>Il manque des informations non renseignées de Ustensiles de cuisine: casserole, marmite, tamis local, réparation d'ustensiles de cuisine, etc, prière de renseignés toutes les questions liées à Ustensiles de cuisine: casserole, marmite, tamis local, réparation d'ustensiles de cuisine, etc.</w:t>
             </w:r>
           </w:p>
         </w:tc>
@@ -8855,7 +8855,7 @@
                 <w:i w:val="0"/>
                 <w:sz w:val="17"/>
               </w:rPr>
-              <w:t>Il manque des informations non renseignées de Ustensiles de cuisine: casserole, marmite, tamis local, réparation d'ustensiles de cuisine, etc, prière de renseignés toutes les questions liées à Ustensiles de cuisine: casserole, marmite, tamis local, réparation d'ustensiles de cuisine, etc.</w:t>
+              <w:t>Il manque des informations non renseignées de Vaisselle: assiettes, couteau, fourchette, cuillère, gobelets, verres, etc, prière de renseignés toutes les questions liées à Vaisselle: assiettes, couteau, fourchette, cuillère, gobelets, verres, etc.</w:t>
             </w:r>
           </w:p>
         </w:tc>
@@ -8914,7 +8914,7 @@
                 <w:color w:val="16A34A"/>
                 <w:sz w:val="16"/>
               </w:rPr>
-              <w:t>s01q25, s01q29, s01q30, s04q46, s01q00b</w:t>
+              <w:t>—</w:t>
             </w:r>
           </w:p>
         </w:tc>
@@ -8945,7 +8945,7 @@
                 <w:i w:val="0"/>
                 <w:sz w:val="17"/>
               </w:rPr>
-              <w:t>Il manque des informations non renseignées de Vaisselle: assiettes, couteau, fourchette, cuillère, gobelets, verres, etc, prière de renseignés toutes les questions liées à Vaisselle: assiettes, couteau, fourchette, cuillère, gobelets, verres, etc.</w:t>
+              <w:t>Peu plausible! le montant de la dépense pour Achat d'une voiture pour usage personnel semble trop faible ou élevé.</w:t>
             </w:r>
           </w:p>
         </w:tc>
@@ -9035,7 +9035,7 @@
                 <w:i w:val="0"/>
                 <w:sz w:val="17"/>
               </w:rPr>
-              <w:t>Peu plausible! le montant de la dépense pour Achat d'une voiture pour usage personnel semble trop faible ou élevé.</w:t>
+              <w:t>Veuillez, s'il vous plaît, confirmer cette information avec le QG ou la corriger.</w:t>
             </w:r>
           </w:p>
         </w:tc>
@@ -9125,7 +9125,7 @@
                 <w:i w:val="0"/>
                 <w:sz w:val="17"/>
               </w:rPr>
-              <w:t>Veuillez, s'il vous plaît, confirmer cette information avec le QG ou la corriger.</w:t>
+              <w:t>Attention ! La dépense du ménage de AHMADOU SOW (7500000 Fcfa) au cours de 12 derniers mois de Achat d'une voiture pour usage personnel est relativement élevé.</w:t>
             </w:r>
           </w:p>
         </w:tc>
@@ -9158,7 +9158,7 @@
                 <w:i w:val="0"/>
                 <w:sz w:val="16"/>
               </w:rPr>
-              <w:t>S09</w:t>
+              <w:t>S10</w:t>
               <w:br/>
             </w:r>
             <w:r>
@@ -9168,7 +9168,7 @@
                 <w:color w:val="64748B"/>
                 <w:sz w:val="14"/>
               </w:rPr>
-              <w:t>Dépenses non alimentaires</w:t>
+              <w:t>Logement</w:t>
             </w:r>
           </w:p>
         </w:tc>
@@ -9184,7 +9184,7 @@
                 <w:color w:val="16A34A"/>
                 <w:sz w:val="16"/>
               </w:rPr>
-              <w:t>—</w:t>
+              <w:t>s10q38</w:t>
             </w:r>
           </w:p>
         </w:tc>
@@ -9215,7 +9215,7 @@
                 <w:i w:val="0"/>
                 <w:sz w:val="17"/>
               </w:rPr>
-              <w:t>Attention ! La dépense du ménage de AHMADOU SOW (7500000 Fcfa) au cours de 12 derniers mois de Achat d'une voiture pour usage personnel est relativement élevé.</w:t>
+              <w:t>Peu plausible! la valeur actuelle déclarée en s10q38 pour ##N/A## semble trop petite ou trop élevée.</w:t>
             </w:r>
           </w:p>
         </w:tc>
@@ -9274,7 +9274,7 @@
                 <w:color w:val="16A34A"/>
                 <w:sz w:val="16"/>
               </w:rPr>
-              <w:t>s10q38</w:t>
+              <w:t>—</w:t>
             </w:r>
           </w:p>
         </w:tc>
@@ -9305,7 +9305,7 @@
                 <w:i w:val="0"/>
                 <w:sz w:val="17"/>
               </w:rPr>
-              <w:t>Peu plausible! la valeur actuelle déclarée en s10q38 pour ##N/A## semble trop petite ou trop élevée.</w:t>
+              <w:t>Veuillez, s'il vous plaît, confirmer cette information avec le QG ou la corriger.</w:t>
             </w:r>
           </w:p>
         </w:tc>
@@ -9395,7 +9395,7 @@
                 <w:i w:val="0"/>
                 <w:sz w:val="17"/>
               </w:rPr>
-              <w:t>Veuillez, s'il vous plaît, confirmer cette information avec le QG ou la corriger.</w:t>
+              <w:t>La main d'oeuvre sariale q'une personne a travaillée ayant travaillé dans cette entreprise ##N/A## aucours des 30 derniers jours n'est pas renseigner.</w:t>
             </w:r>
           </w:p>
         </w:tc>
@@ -9485,7 +9485,7 @@
                 <w:i w:val="0"/>
                 <w:sz w:val="17"/>
               </w:rPr>
-              <w:t>La main d'oeuvre sariale q'une personne a travaillée ayant travaillé dans cette entreprise ##N/A## aucours des 30 derniers jours n'est pas renseigner.</w:t>
+              <w:t>Prière de reneigner toutes les informations qui lui concerne.</w:t>
             </w:r>
           </w:p>
         </w:tc>
@@ -9544,7 +9544,7 @@
                 <w:color w:val="16A34A"/>
                 <w:sz w:val="16"/>
               </w:rPr>
-              <w:t>—</w:t>
+              <w:t>s01q25, s01q29, s01q30, s04q46, s01q00b</w:t>
             </w:r>
           </w:p>
         </w:tc>
@@ -9575,7 +9575,7 @@
                 <w:i w:val="0"/>
                 <w:sz w:val="17"/>
               </w:rPr>
-              <w:t>Prière de reneigner toutes les informations qui lui concerne.</w:t>
+              <w:t>Il manque des informations non renseignées de ##N/A##, prière de renseignés toutes les questions liées à ##N/A##.</w:t>
             </w:r>
           </w:p>
         </w:tc>
@@ -9608,7 +9608,7 @@
                 <w:i w:val="0"/>
                 <w:sz w:val="16"/>
               </w:rPr>
-              <w:t>S10</w:t>
+              <w:t>S11</w:t>
               <w:br/>
             </w:r>
             <w:r>
@@ -9618,7 +9618,7 @@
                 <w:color w:val="64748B"/>
                 <w:sz w:val="14"/>
               </w:rPr>
-              <w:t>Logement</w:t>
+              <w:t>Logement / cadre de vie</w:t>
             </w:r>
           </w:p>
         </w:tc>
@@ -9634,7 +9634,7 @@
                 <w:color w:val="16A34A"/>
                 <w:sz w:val="16"/>
               </w:rPr>
-              <w:t>s01q25, s01q29, s01q30, s04q46, s01q00b</w:t>
+              <w:t>s00q11, s01q03b, s01q04b, s02q01__1, s02q02__1, s02q03__1, s02q04, s02q15</w:t>
             </w:r>
           </w:p>
         </w:tc>
@@ -9665,7 +9665,7 @@
                 <w:i w:val="0"/>
                 <w:sz w:val="17"/>
               </w:rPr>
-              <w:t>Il manque des informations non renseignées de ##N/A##, prière de renseignés toutes les questions liées à ##N/A##.</w:t>
+              <w:t>Le montant (300000 FCFA) du loyer mensuel payé pour un logement comme le votre (Maison Basse) dans ce village/quartier est trop élevé, Veuillez s'il vous plaît corriger cette information.</w:t>
             </w:r>
           </w:p>
         </w:tc>
@@ -9724,7 +9724,7 @@
                 <w:color w:val="16A34A"/>
                 <w:sz w:val="16"/>
               </w:rPr>
-              <w:t>s00q11, s01q03b, s01q04b, s02q01__1, s02q02__1, s02q03__1, s02q04, s02q15</w:t>
+              <w:t>s01q25, s01q29, s01q31, s04q37_modif, s02q11, s02q15, s02q30, s07bq01</w:t>
             </w:r>
           </w:p>
         </w:tc>
@@ -9755,7 +9755,7 @@
                 <w:i w:val="0"/>
                 <w:sz w:val="17"/>
               </w:rPr>
-              <w:t>Le montant (300000 FCFA) du loyer mensuel payé pour un logement comme le votre (Maison Basse) dans ce village/quartier est trop élevé, Veuillez s'il vous plaît corriger cette information.</w:t>
+              <w:t>Attention ! Le montant mensuel du loyer pour un logement comme le votre 300000 Fcfa avec le type de logement Maison Basse est relativement élevé par rapport aux autres montants observés à LOUGA Rural..</w:t>
             </w:r>
           </w:p>
         </w:tc>
@@ -9814,7 +9814,7 @@
                 <w:color w:val="16A34A"/>
                 <w:sz w:val="16"/>
               </w:rPr>
-              <w:t>s01q25, s01q29, s01q31, s04q37_modif, s02q11, s02q15, s02q30, s07bq01</w:t>
+              <w:t>—</w:t>
             </w:r>
           </w:p>
         </w:tc>
@@ -9845,7 +9845,7 @@
                 <w:i w:val="0"/>
                 <w:sz w:val="17"/>
               </w:rPr>
-              <w:t>Attention ! Le montant mensuel du loyer pour un logement comme le votre 300000 Fcfa avec le type de logement Maison Basse est relativement élevé par rapport aux autres montants observés à LOUGA Rural..</w:t>
+              <w:t>Prière de corriger ou de confirmer avec le QG.</w:t>
             </w:r>
           </w:p>
         </w:tc>
@@ -9935,7 +9935,7 @@
                 <w:i w:val="0"/>
                 <w:sz w:val="17"/>
               </w:rPr>
-              <w:t>Prière de corriger ou de confirmer avec le QG.</w:t>
+              <w:t>Attention!!! Les ménages vivants dans un(e) Maison Basse à LOUGA Rural ont généralement comme principal matériau de revêtement du sol du logement le/la Ciment/Béton, mais celui du ménage de AHMADOU SOW (Carreaux/Marbre) diffère de celui-ci.</w:t>
             </w:r>
           </w:p>
         </w:tc>
@@ -10025,7 +10025,7 @@
                 <w:i w:val="0"/>
                 <w:sz w:val="17"/>
               </w:rPr>
-              <w:t>Attention!!! Les ménages vivants dans un(e) Maison Basse à LOUGA Rural ont généralement comme principal matériau de revêtement du sol du logement le/la Ciment/Béton, mais celui du ménage de AHMADOU SOW (Carreaux/Marbre) diffère de celui-ci.</w:t>
+              <w:t>Prière de vérifier pour être sûr que vous avez choisi les bonnes modalités des questions 11.01 et 11.19.</w:t>
             </w:r>
           </w:p>
         </w:tc>
@@ -10115,7 +10115,7 @@
                 <w:i w:val="0"/>
                 <w:sz w:val="17"/>
               </w:rPr>
-              <w:t>Prière de vérifier pour être sûr que vous avez choisi les bonnes modalités des questions 11.01 et 11.19.</w:t>
+              <w:t>Merci de ne pas corriger si vous êtes sûr de celui donné par le ménage et observé par vous.</w:t>
             </w:r>
           </w:p>
         </w:tc>
@@ -10148,7 +10148,7 @@
                 <w:i w:val="0"/>
                 <w:sz w:val="16"/>
               </w:rPr>
-              <w:t>S11</w:t>
+              <w:t>S12</w:t>
               <w:br/>
             </w:r>
             <w:r>
@@ -10158,7 +10158,7 @@
                 <w:color w:val="64748B"/>
                 <w:sz w:val="14"/>
               </w:rPr>
-              <w:t>Logement / cadre de vie</w:t>
+              <w:t>Avoirs / biens durables</w:t>
             </w:r>
           </w:p>
         </w:tc>
@@ -10205,7 +10205,7 @@
                 <w:i w:val="0"/>
                 <w:sz w:val="17"/>
               </w:rPr>
-              <w:t>Merci de ne pas corriger si vous êtes sûr de celui donné par le ménage et observé par vous.</w:t>
+              <w:t>Attention ! Tapis a été achété à 70000 Fcfa est relativement élevé par rapport aux autres prix d'achat observés dans cette zone.</w:t>
             </w:r>
           </w:p>
         </w:tc>
@@ -10295,7 +10295,7 @@
                 <w:i w:val="0"/>
                 <w:sz w:val="17"/>
               </w:rPr>
-              <w:t>Attention ! Tapis a été achété à 70000 Fcfa est relativement élevé par rapport aux autres prix d'achat observés dans cette zone.</w:t>
+              <w:t>Prière de corriger ou de confirmer avec le QG.</w:t>
             </w:r>
           </w:p>
         </w:tc>
@@ -10385,7 +10385,7 @@
                 <w:i w:val="0"/>
                 <w:sz w:val="17"/>
               </w:rPr>
-              <w:t>Prière de corriger ou de confirmer avec le QG.</w:t>
+              <w:t>Attention ! Tapis a été revendu à 60000 Fcfa qui est relativement élevé par rapport aux autres prix de revente observés dans cette zone.</w:t>
             </w:r>
           </w:p>
         </w:tc>
@@ -10475,187 +10475,7 @@
                 <w:i w:val="0"/>
                 <w:sz w:val="17"/>
               </w:rPr>
-              <w:t>Attention ! Tapis a été revendu à 60000 Fcfa qui est relativement élevé par rapport aux autres prix de revente observés dans cette zone.</w:t>
-            </w:r>
-          </w:p>
-        </w:tc>
-      </w:tr>
-      <w:tr>
-        <w:tc>
-          <w:tcPr>
-            <w:tcW w:type="dxa" w:w="964"/>
-          </w:tcPr>
-          <w:p>
-            <w:r>
-              <w:rPr>
-                <w:b/>
-                <w:i w:val="0"/>
-                <w:color w:val="EA580C"/>
-                <w:sz w:val="16"/>
-              </w:rPr>
-              <w:t>Moyenne</w:t>
-            </w:r>
-          </w:p>
-        </w:tc>
-        <w:tc>
-          <w:tcPr>
-            <w:tcW w:type="dxa" w:w="1247"/>
-          </w:tcPr>
-          <w:p>
-            <w:r>
-              <w:rPr>
-                <w:b/>
-                <w:i w:val="0"/>
-                <w:sz w:val="16"/>
-              </w:rPr>
-              <w:t>S12</w:t>
-              <w:br/>
-            </w:r>
-            <w:r>
-              <w:rPr>
-                <w:b w:val="0"/>
-                <w:i w:val="0"/>
-                <w:color w:val="64748B"/>
-                <w:sz w:val="14"/>
-              </w:rPr>
-              <w:t>Avoirs / biens durables</w:t>
-            </w:r>
-          </w:p>
-        </w:tc>
-        <w:tc>
-          <w:tcPr>
-            <w:tcW w:type="dxa" w:w="1531"/>
-          </w:tcPr>
-          <w:p>
-            <w:r>
-              <w:rPr>
-                <w:b/>
-                <w:i w:val="0"/>
-                <w:color w:val="16A34A"/>
-                <w:sz w:val="16"/>
-              </w:rPr>
-              <w:t>—</w:t>
-            </w:r>
-          </w:p>
-        </w:tc>
-        <w:tc>
-          <w:tcPr>
-            <w:tcW w:type="dxa" w:w="1191"/>
-          </w:tcPr>
-          <w:p>
-            <w:r>
-              <w:rPr>
-                <w:b w:val="0"/>
-                <w:i w:val="0"/>
-                <w:color w:val="64748B"/>
-                <w:sz w:val="16"/>
-              </w:rPr>
-              <w:t>GT-CQ</w:t>
-            </w:r>
-          </w:p>
-        </w:tc>
-        <w:tc>
-          <w:tcPr>
-            <w:tcW w:type="dxa" w:w="4706"/>
-          </w:tcPr>
-          <w:p>
-            <w:r>
-              <w:rPr>
-                <w:b w:val="0"/>
-                <w:i w:val="0"/>
-                <w:sz w:val="17"/>
-              </w:rPr>
               <w:t>Prière de vérifier ou confirmer avec l'enquêté et mettre les bonnes valeurs après verification, s'il le faut.</w:t>
-            </w:r>
-          </w:p>
-        </w:tc>
-      </w:tr>
-      <w:tr>
-        <w:tc>
-          <w:tcPr>
-            <w:tcW w:type="dxa" w:w="964"/>
-          </w:tcPr>
-          <w:p>
-            <w:r>
-              <w:rPr>
-                <w:b/>
-                <w:i w:val="0"/>
-                <w:color w:val="EA580C"/>
-                <w:sz w:val="16"/>
-              </w:rPr>
-              <w:t>Moyenne</w:t>
-            </w:r>
-          </w:p>
-        </w:tc>
-        <w:tc>
-          <w:tcPr>
-            <w:tcW w:type="dxa" w:w="1247"/>
-          </w:tcPr>
-          <w:p>
-            <w:r>
-              <w:rPr>
-                <w:b/>
-                <w:i w:val="0"/>
-                <w:sz w:val="16"/>
-              </w:rPr>
-              <w:t>S13</w:t>
-              <w:br/>
-            </w:r>
-            <w:r>
-              <w:rPr>
-                <w:b w:val="0"/>
-                <w:i w:val="0"/>
-                <w:color w:val="64748B"/>
-                <w:sz w:val="14"/>
-              </w:rPr>
-              <w:t>Transferts</w:t>
-            </w:r>
-          </w:p>
-        </w:tc>
-        <w:tc>
-          <w:tcPr>
-            <w:tcW w:type="dxa" w:w="1531"/>
-          </w:tcPr>
-          <w:p>
-            <w:r>
-              <w:rPr>
-                <w:b/>
-                <w:i w:val="0"/>
-                <w:color w:val="16A34A"/>
-                <w:sz w:val="16"/>
-              </w:rPr>
-              <w:t>s00q07a, s00q08, s00q10, s00q13_0, s00q15_0, s00q17_0, s00q23a, s00q23b</w:t>
-            </w:r>
-          </w:p>
-        </w:tc>
-        <w:tc>
-          <w:tcPr>
-            <w:tcW w:type="dxa" w:w="1191"/>
-          </w:tcPr>
-          <w:p>
-            <w:r>
-              <w:rPr>
-                <w:b w:val="0"/>
-                <w:i w:val="0"/>
-                <w:color w:val="64748B"/>
-                <w:sz w:val="16"/>
-              </w:rPr>
-              <w:t>GT-CQ</w:t>
-            </w:r>
-          </w:p>
-        </w:tc>
-        <w:tc>
-          <w:tcPr>
-            <w:tcW w:type="dxa" w:w="4706"/>
-          </w:tcPr>
-          <w:p>
-            <w:r>
-              <w:rPr>
-                <w:b w:val="0"/>
-                <w:i w:val="0"/>
-                <w:sz w:val="17"/>
-              </w:rPr>
-              <w:t>L'enquêteur prière de fournir d'effort pour avoir le niveau d'étude et l'âge de celui qui a envoyé/donné de l'argent dans la section 13a (Transfert reçu).</w:t>
             </w:r>
           </w:p>
         </w:tc>
